--- a/HN_KS25_CNTT1_NguyenMinhHien_02.docx
+++ b/HN_KS25_CNTT1_NguyenMinhHien_02.docx
@@ -19,8 +19,6 @@
         </w:rPr>
         <w:t>BÀI LÀM</w:t>
       </w:r>
-      <w:bookmarkStart w:id="0" w:name="_GoBack"/>
-      <w:bookmarkEnd w:id="0"/>
     </w:p>
     <w:p>
       <w:pPr>
@@ -104,6 +102,8 @@
         </w:rPr>
         <w:t>Phân tích yêu cầu:</w:t>
       </w:r>
+      <w:bookmarkStart w:id="0" w:name="_GoBack"/>
+      <w:bookmarkEnd w:id="0"/>
     </w:p>
     <w:p>
       <w:pPr>
@@ -137,7 +137,9 @@
         </w:tblBorders>
         <w:tblLayout w:type="autofit"/>
         <w:tblCellMar>
+          <w:top w:w="0" w:type="dxa"/>
           <w:left w:w="108" w:type="dxa"/>
+          <w:bottom w:w="0" w:type="dxa"/>
           <w:right w:w="108" w:type="dxa"/>
         </w:tblCellMar>
       </w:tblPr>
@@ -156,7 +158,9 @@
             <w:insideV w:val="single" w:color="auto" w:sz="4" w:space="0"/>
           </w:tblBorders>
           <w:tblCellMar>
+            <w:top w:w="0" w:type="dxa"/>
             <w:left w:w="108" w:type="dxa"/>
+            <w:bottom w:w="0" w:type="dxa"/>
             <w:right w:w="108" w:type="dxa"/>
           </w:tblCellMar>
         </w:tblPrEx>
@@ -166,6 +170,7 @@
           </w:tcPr>
           <w:p>
             <w:pPr>
+              <w:widowControl w:val="0"/>
               <w:jc w:val="center"/>
               <w:rPr>
                 <w:rFonts w:hint="default"/>
@@ -193,6 +198,7 @@
           </w:tcPr>
           <w:p>
             <w:pPr>
+              <w:widowControl w:val="0"/>
               <w:jc w:val="center"/>
               <w:rPr>
                 <w:rFonts w:hint="default"/>
@@ -226,7 +232,9 @@
             <w:insideV w:val="single" w:color="auto" w:sz="4" w:space="0"/>
           </w:tblBorders>
           <w:tblCellMar>
+            <w:top w:w="0" w:type="dxa"/>
             <w:left w:w="108" w:type="dxa"/>
+            <w:bottom w:w="0" w:type="dxa"/>
             <w:right w:w="108" w:type="dxa"/>
           </w:tblCellMar>
         </w:tblPrEx>
@@ -236,6 +244,7 @@
           </w:tcPr>
           <w:p>
             <w:pPr>
+              <w:widowControl w:val="0"/>
               <w:jc w:val="center"/>
               <w:rPr>
                 <w:rFonts w:hint="default"/>
@@ -263,6 +272,7 @@
           </w:tcPr>
           <w:p>
             <w:pPr>
+              <w:widowControl w:val="0"/>
               <w:jc w:val="both"/>
               <w:rPr>
                 <w:rFonts w:hint="default"/>
@@ -281,6 +291,80 @@
                 <w:lang w:val="en-US"/>
               </w:rPr>
               <w:t>Tác động,tương tác với giao diện của ứng dụng, có thể chọn khách sạn, loại phòng và đặt thêm dịch vụ đi kèm và nhận được mã đặt phòng</w:t>
+            </w:r>
+          </w:p>
+        </w:tc>
+      </w:tr>
+      <w:tr>
+        <w:tblPrEx>
+          <w:tblBorders>
+            <w:top w:val="single" w:color="auto" w:sz="4" w:space="0"/>
+            <w:left w:val="single" w:color="auto" w:sz="4" w:space="0"/>
+            <w:bottom w:val="single" w:color="auto" w:sz="4" w:space="0"/>
+            <w:right w:val="single" w:color="auto" w:sz="4" w:space="0"/>
+            <w:insideH w:val="single" w:color="auto" w:sz="4" w:space="0"/>
+            <w:insideV w:val="single" w:color="auto" w:sz="4" w:space="0"/>
+          </w:tblBorders>
+          <w:tblCellMar>
+            <w:top w:w="0" w:type="dxa"/>
+            <w:left w:w="108" w:type="dxa"/>
+            <w:bottom w:w="0" w:type="dxa"/>
+            <w:right w:w="108" w:type="dxa"/>
+          </w:tblCellMar>
+        </w:tblPrEx>
+        <w:tc>
+          <w:tcPr>
+            <w:tcW w:w="4261" w:type="dxa"/>
+          </w:tcPr>
+          <w:p>
+            <w:pPr>
+              <w:widowControl w:val="0"/>
+              <w:jc w:val="center"/>
+              <w:rPr>
+                <w:rFonts w:hint="default"/>
+                <w:sz w:val="26"/>
+                <w:szCs w:val="26"/>
+                <w:vertAlign w:val="baseline"/>
+                <w:lang w:val="en-US"/>
+              </w:rPr>
+            </w:pPr>
+            <w:r>
+              <w:rPr>
+                <w:rFonts w:hint="default"/>
+                <w:sz w:val="26"/>
+                <w:szCs w:val="26"/>
+                <w:vertAlign w:val="baseline"/>
+                <w:lang w:val="en-US"/>
+              </w:rPr>
+              <w:t>Hệ thống</w:t>
+            </w:r>
+          </w:p>
+        </w:tc>
+        <w:tc>
+          <w:tcPr>
+            <w:tcW w:w="4261" w:type="dxa"/>
+          </w:tcPr>
+          <w:p>
+            <w:pPr>
+              <w:widowControl w:val="0"/>
+              <w:jc w:val="both"/>
+              <w:rPr>
+                <w:rFonts w:hint="default"/>
+                <w:sz w:val="26"/>
+                <w:szCs w:val="26"/>
+                <w:vertAlign w:val="baseline"/>
+                <w:lang w:val="en-US"/>
+              </w:rPr>
+            </w:pPr>
+            <w:r>
+              <w:rPr>
+                <w:rFonts w:hint="default"/>
+                <w:sz w:val="26"/>
+                <w:szCs w:val="26"/>
+                <w:vertAlign w:val="baseline"/>
+                <w:lang w:val="en-US"/>
+              </w:rPr>
+              <w:t xml:space="preserve">Thực hiện các chức năng như kiểm tra phòng trống và gửi mã </w:t>
             </w:r>
           </w:p>
         </w:tc>
@@ -326,7 +410,9 @@
         </w:tblBorders>
         <w:tblLayout w:type="autofit"/>
         <w:tblCellMar>
+          <w:top w:w="0" w:type="dxa"/>
           <w:left w:w="108" w:type="dxa"/>
+          <w:bottom w:w="0" w:type="dxa"/>
           <w:right w:w="108" w:type="dxa"/>
         </w:tblCellMar>
       </w:tblPr>
@@ -345,7 +431,9 @@
             <w:insideV w:val="single" w:color="auto" w:sz="4" w:space="0"/>
           </w:tblBorders>
           <w:tblCellMar>
+            <w:top w:w="0" w:type="dxa"/>
             <w:left w:w="108" w:type="dxa"/>
+            <w:bottom w:w="0" w:type="dxa"/>
             <w:right w:w="108" w:type="dxa"/>
           </w:tblCellMar>
         </w:tblPrEx>
@@ -355,6 +443,7 @@
           </w:tcPr>
           <w:p>
             <w:pPr>
+              <w:widowControl w:val="0"/>
               <w:jc w:val="center"/>
               <w:rPr>
                 <w:rFonts w:hint="default"/>
@@ -382,6 +471,7 @@
           </w:tcPr>
           <w:p>
             <w:pPr>
+              <w:widowControl w:val="0"/>
               <w:jc w:val="center"/>
               <w:rPr>
                 <w:rFonts w:hint="default"/>
@@ -415,7 +505,9 @@
             <w:insideV w:val="single" w:color="auto" w:sz="4" w:space="0"/>
           </w:tblBorders>
           <w:tblCellMar>
+            <w:top w:w="0" w:type="dxa"/>
             <w:left w:w="108" w:type="dxa"/>
+            <w:bottom w:w="0" w:type="dxa"/>
             <w:right w:w="108" w:type="dxa"/>
           </w:tblCellMar>
         </w:tblPrEx>
@@ -425,6 +517,7 @@
           </w:tcPr>
           <w:p>
             <w:pPr>
+              <w:widowControl w:val="0"/>
               <w:jc w:val="center"/>
               <w:rPr>
                 <w:rFonts w:hint="default"/>
@@ -452,6 +545,8 @@
           </w:tcPr>
           <w:p>
             <w:pPr>
+              <w:widowControl w:val="0"/>
+              <w:jc w:val="both"/>
               <w:rPr>
                 <w:rFonts w:hint="default"/>
                 <w:sz w:val="26"/>
@@ -484,7 +579,9 @@
             <w:insideV w:val="single" w:color="auto" w:sz="4" w:space="0"/>
           </w:tblBorders>
           <w:tblCellMar>
+            <w:top w:w="0" w:type="dxa"/>
             <w:left w:w="108" w:type="dxa"/>
+            <w:bottom w:w="0" w:type="dxa"/>
             <w:right w:w="108" w:type="dxa"/>
           </w:tblCellMar>
         </w:tblPrEx>
@@ -494,6 +591,7 @@
           </w:tcPr>
           <w:p>
             <w:pPr>
+              <w:widowControl w:val="0"/>
               <w:jc w:val="center"/>
               <w:rPr>
                 <w:rFonts w:hint="default"/>
@@ -521,6 +619,8 @@
           </w:tcPr>
           <w:p>
             <w:pPr>
+              <w:widowControl w:val="0"/>
+              <w:jc w:val="both"/>
               <w:rPr>
                 <w:rFonts w:hint="default"/>
                 <w:sz w:val="26"/>
@@ -553,7 +653,9 @@
             <w:insideV w:val="single" w:color="auto" w:sz="4" w:space="0"/>
           </w:tblBorders>
           <w:tblCellMar>
+            <w:top w:w="0" w:type="dxa"/>
             <w:left w:w="108" w:type="dxa"/>
+            <w:bottom w:w="0" w:type="dxa"/>
             <w:right w:w="108" w:type="dxa"/>
           </w:tblCellMar>
         </w:tblPrEx>
@@ -563,6 +665,7 @@
           </w:tcPr>
           <w:p>
             <w:pPr>
+              <w:widowControl w:val="0"/>
               <w:jc w:val="center"/>
               <w:rPr>
                 <w:rFonts w:hint="default"/>
@@ -590,6 +693,8 @@
           </w:tcPr>
           <w:p>
             <w:pPr>
+              <w:widowControl w:val="0"/>
+              <w:jc w:val="both"/>
               <w:rPr>
                 <w:rFonts w:hint="default"/>
                 <w:sz w:val="26"/>
@@ -622,7 +727,9 @@
             <w:insideV w:val="single" w:color="auto" w:sz="4" w:space="0"/>
           </w:tblBorders>
           <w:tblCellMar>
+            <w:top w:w="0" w:type="dxa"/>
             <w:left w:w="108" w:type="dxa"/>
+            <w:bottom w:w="0" w:type="dxa"/>
             <w:right w:w="108" w:type="dxa"/>
           </w:tblCellMar>
         </w:tblPrEx>
@@ -632,6 +739,7 @@
           </w:tcPr>
           <w:p>
             <w:pPr>
+              <w:widowControl w:val="0"/>
               <w:jc w:val="center"/>
               <w:rPr>
                 <w:rFonts w:hint="default"/>
@@ -659,6 +767,8 @@
           </w:tcPr>
           <w:p>
             <w:pPr>
+              <w:widowControl w:val="0"/>
+              <w:jc w:val="both"/>
               <w:rPr>
                 <w:rFonts w:hint="default"/>
                 <w:sz w:val="26"/>
@@ -691,7 +801,9 @@
             <w:insideV w:val="single" w:color="auto" w:sz="4" w:space="0"/>
           </w:tblBorders>
           <w:tblCellMar>
+            <w:top w:w="0" w:type="dxa"/>
             <w:left w:w="108" w:type="dxa"/>
+            <w:bottom w:w="0" w:type="dxa"/>
             <w:right w:w="108" w:type="dxa"/>
           </w:tblCellMar>
         </w:tblPrEx>
@@ -701,6 +813,7 @@
           </w:tcPr>
           <w:p>
             <w:pPr>
+              <w:widowControl w:val="0"/>
               <w:jc w:val="center"/>
               <w:rPr>
                 <w:rFonts w:hint="default"/>
@@ -728,6 +841,8 @@
           </w:tcPr>
           <w:p>
             <w:pPr>
+              <w:widowControl w:val="0"/>
+              <w:jc w:val="both"/>
               <w:rPr>
                 <w:rFonts w:hint="default"/>
                 <w:sz w:val="26"/>
@@ -760,7 +875,9 @@
             <w:insideV w:val="single" w:color="auto" w:sz="4" w:space="0"/>
           </w:tblBorders>
           <w:tblCellMar>
+            <w:top w:w="0" w:type="dxa"/>
             <w:left w:w="108" w:type="dxa"/>
+            <w:bottom w:w="0" w:type="dxa"/>
             <w:right w:w="108" w:type="dxa"/>
           </w:tblCellMar>
         </w:tblPrEx>
@@ -770,6 +887,7 @@
           </w:tcPr>
           <w:p>
             <w:pPr>
+              <w:widowControl w:val="0"/>
               <w:jc w:val="center"/>
               <w:rPr>
                 <w:rFonts w:hint="default"/>
@@ -797,6 +915,8 @@
           </w:tcPr>
           <w:p>
             <w:pPr>
+              <w:widowControl w:val="0"/>
+              <w:jc w:val="both"/>
               <w:rPr>
                 <w:rFonts w:hint="default"/>
                 <w:sz w:val="26"/>
@@ -861,7 +981,9 @@
         </w:tblBorders>
         <w:tblLayout w:type="autofit"/>
         <w:tblCellMar>
+          <w:top w:w="0" w:type="dxa"/>
           <w:left w:w="108" w:type="dxa"/>
+          <w:bottom w:w="0" w:type="dxa"/>
           <w:right w:w="108" w:type="dxa"/>
         </w:tblCellMar>
       </w:tblPr>
@@ -881,7 +1003,9 @@
             <w:insideV w:val="single" w:color="auto" w:sz="4" w:space="0"/>
           </w:tblBorders>
           <w:tblCellMar>
+            <w:top w:w="0" w:type="dxa"/>
             <w:left w:w="108" w:type="dxa"/>
+            <w:bottom w:w="0" w:type="dxa"/>
             <w:right w:w="108" w:type="dxa"/>
           </w:tblCellMar>
         </w:tblPrEx>
@@ -891,6 +1015,7 @@
           </w:tcPr>
           <w:p>
             <w:pPr>
+              <w:widowControl w:val="0"/>
               <w:jc w:val="center"/>
               <w:rPr>
                 <w:rFonts w:hint="default"/>
@@ -918,6 +1043,7 @@
           </w:tcPr>
           <w:p>
             <w:pPr>
+              <w:widowControl w:val="0"/>
               <w:jc w:val="center"/>
               <w:rPr>
                 <w:rFonts w:hint="default"/>
@@ -945,6 +1071,7 @@
           </w:tcPr>
           <w:p>
             <w:pPr>
+              <w:widowControl w:val="0"/>
               <w:jc w:val="center"/>
               <w:rPr>
                 <w:rFonts w:hint="default"/>
@@ -978,7 +1105,9 @@
             <w:insideV w:val="single" w:color="auto" w:sz="4" w:space="0"/>
           </w:tblBorders>
           <w:tblCellMar>
+            <w:top w:w="0" w:type="dxa"/>
             <w:left w:w="108" w:type="dxa"/>
+            <w:bottom w:w="0" w:type="dxa"/>
             <w:right w:w="108" w:type="dxa"/>
           </w:tblCellMar>
         </w:tblPrEx>
@@ -988,6 +1117,7 @@
           </w:tcPr>
           <w:p>
             <w:pPr>
+              <w:widowControl w:val="0"/>
               <w:jc w:val="center"/>
               <w:rPr>
                 <w:rFonts w:hint="default"/>
@@ -1015,6 +1145,7 @@
           </w:tcPr>
           <w:p>
             <w:pPr>
+              <w:widowControl w:val="0"/>
               <w:jc w:val="center"/>
               <w:rPr>
                 <w:rFonts w:hint="default"/>
@@ -1042,6 +1173,7 @@
           </w:tcPr>
           <w:p>
             <w:pPr>
+              <w:widowControl w:val="0"/>
               <w:jc w:val="center"/>
               <w:rPr>
                 <w:rFonts w:hint="default"/>
@@ -1075,7 +1207,9 @@
             <w:insideV w:val="single" w:color="auto" w:sz="4" w:space="0"/>
           </w:tblBorders>
           <w:tblCellMar>
+            <w:top w:w="0" w:type="dxa"/>
             <w:left w:w="108" w:type="dxa"/>
+            <w:bottom w:w="0" w:type="dxa"/>
             <w:right w:w="108" w:type="dxa"/>
           </w:tblCellMar>
         </w:tblPrEx>
@@ -1085,6 +1219,7 @@
           </w:tcPr>
           <w:p>
             <w:pPr>
+              <w:widowControl w:val="0"/>
               <w:jc w:val="center"/>
               <w:rPr>
                 <w:rFonts w:hint="default"/>
@@ -1112,6 +1247,7 @@
           </w:tcPr>
           <w:p>
             <w:pPr>
+              <w:widowControl w:val="0"/>
               <w:jc w:val="center"/>
               <w:rPr>
                 <w:rFonts w:hint="default"/>
@@ -1139,6 +1275,7 @@
           </w:tcPr>
           <w:p>
             <w:pPr>
+              <w:widowControl w:val="0"/>
               <w:jc w:val="center"/>
               <w:rPr>
                 <w:rFonts w:hint="default"/>
@@ -1202,7 +1339,9 @@
         </w:tblBorders>
         <w:tblLayout w:type="autofit"/>
         <w:tblCellMar>
+          <w:top w:w="0" w:type="dxa"/>
           <w:left w:w="108" w:type="dxa"/>
+          <w:bottom w:w="0" w:type="dxa"/>
           <w:right w:w="108" w:type="dxa"/>
         </w:tblCellMar>
       </w:tblPr>
@@ -1222,7 +1361,9 @@
             <w:insideV w:val="single" w:color="auto" w:sz="4" w:space="0"/>
           </w:tblBorders>
           <w:tblCellMar>
+            <w:top w:w="0" w:type="dxa"/>
             <w:left w:w="108" w:type="dxa"/>
+            <w:bottom w:w="0" w:type="dxa"/>
             <w:right w:w="108" w:type="dxa"/>
           </w:tblCellMar>
         </w:tblPrEx>
@@ -1232,6 +1373,7 @@
           </w:tcPr>
           <w:p>
             <w:pPr>
+              <w:widowControl w:val="0"/>
               <w:jc w:val="center"/>
               <w:rPr>
                 <w:rFonts w:hint="default"/>
@@ -1259,6 +1401,7 @@
           </w:tcPr>
           <w:p>
             <w:pPr>
+              <w:widowControl w:val="0"/>
               <w:jc w:val="center"/>
               <w:rPr>
                 <w:rFonts w:hint="default"/>
@@ -1286,6 +1429,7 @@
           </w:tcPr>
           <w:p>
             <w:pPr>
+              <w:widowControl w:val="0"/>
               <w:jc w:val="center"/>
               <w:rPr>
                 <w:rFonts w:hint="default"/>
@@ -1319,7 +1463,9 @@
             <w:insideV w:val="single" w:color="auto" w:sz="4" w:space="0"/>
           </w:tblBorders>
           <w:tblCellMar>
+            <w:top w:w="0" w:type="dxa"/>
             <w:left w:w="108" w:type="dxa"/>
+            <w:bottom w:w="0" w:type="dxa"/>
             <w:right w:w="108" w:type="dxa"/>
           </w:tblCellMar>
         </w:tblPrEx>
@@ -1329,6 +1475,7 @@
           </w:tcPr>
           <w:p>
             <w:pPr>
+              <w:widowControl w:val="0"/>
               <w:jc w:val="left"/>
               <w:rPr>
                 <w:rFonts w:hint="default"/>
@@ -1356,6 +1503,7 @@
           </w:tcPr>
           <w:p>
             <w:pPr>
+              <w:widowControl w:val="0"/>
               <w:jc w:val="left"/>
               <w:rPr>
                 <w:rFonts w:hint="default"/>
@@ -1383,6 +1531,7 @@
           </w:tcPr>
           <w:p>
             <w:pPr>
+              <w:widowControl w:val="0"/>
               <w:jc w:val="left"/>
               <w:rPr>
                 <w:rFonts w:hint="default"/>
@@ -1679,7 +1828,9 @@
         </w:tblBorders>
         <w:tblLayout w:type="autofit"/>
         <w:tblCellMar>
+          <w:top w:w="0" w:type="dxa"/>
           <w:left w:w="108" w:type="dxa"/>
+          <w:bottom w:w="0" w:type="dxa"/>
           <w:right w:w="108" w:type="dxa"/>
         </w:tblCellMar>
       </w:tblPr>
@@ -1699,7 +1850,9 @@
             <w:insideV w:val="single" w:color="auto" w:sz="4" w:space="0"/>
           </w:tblBorders>
           <w:tblCellMar>
+            <w:top w:w="0" w:type="dxa"/>
             <w:left w:w="108" w:type="dxa"/>
+            <w:bottom w:w="0" w:type="dxa"/>
             <w:right w:w="108" w:type="dxa"/>
           </w:tblCellMar>
         </w:tblPrEx>
@@ -1712,6 +1865,7 @@
           </w:tcPr>
           <w:p>
             <w:pPr>
+              <w:widowControl w:val="0"/>
               <w:jc w:val="center"/>
               <w:rPr>
                 <w:rFonts w:hint="default"/>
@@ -1739,6 +1893,7 @@
           </w:tcPr>
           <w:p>
             <w:pPr>
+              <w:widowControl w:val="0"/>
               <w:jc w:val="center"/>
               <w:rPr>
                 <w:rFonts w:hint="default"/>
@@ -1766,6 +1921,7 @@
           </w:tcPr>
           <w:p>
             <w:pPr>
+              <w:widowControl w:val="0"/>
               <w:jc w:val="center"/>
               <w:rPr>
                 <w:rFonts w:hint="default"/>
@@ -1799,7 +1955,9 @@
             <w:insideV w:val="single" w:color="auto" w:sz="4" w:space="0"/>
           </w:tblBorders>
           <w:tblCellMar>
+            <w:top w:w="0" w:type="dxa"/>
             <w:left w:w="108" w:type="dxa"/>
+            <w:bottom w:w="0" w:type="dxa"/>
             <w:right w:w="108" w:type="dxa"/>
           </w:tblCellMar>
         </w:tblPrEx>
@@ -1809,6 +1967,8 @@
           </w:tcPr>
           <w:p>
             <w:pPr>
+              <w:widowControl w:val="0"/>
+              <w:jc w:val="both"/>
               <w:rPr>
                 <w:rFonts w:hint="default"/>
                 <w:sz w:val="26"/>
@@ -1835,6 +1995,8 @@
           </w:tcPr>
           <w:p>
             <w:pPr>
+              <w:widowControl w:val="0"/>
+              <w:jc w:val="both"/>
               <w:rPr>
                 <w:rFonts w:hint="default"/>
                 <w:sz w:val="26"/>
@@ -1861,6 +2023,8 @@
           </w:tcPr>
           <w:p>
             <w:pPr>
+              <w:widowControl w:val="0"/>
+              <w:jc w:val="both"/>
               <w:rPr>
                 <w:rFonts w:hint="default"/>
                 <w:sz w:val="26"/>
@@ -1893,7 +2057,9 @@
             <w:insideV w:val="single" w:color="auto" w:sz="4" w:space="0"/>
           </w:tblBorders>
           <w:tblCellMar>
+            <w:top w:w="0" w:type="dxa"/>
             <w:left w:w="108" w:type="dxa"/>
+            <w:bottom w:w="0" w:type="dxa"/>
             <w:right w:w="108" w:type="dxa"/>
           </w:tblCellMar>
         </w:tblPrEx>
@@ -1903,6 +2069,8 @@
           </w:tcPr>
           <w:p>
             <w:pPr>
+              <w:widowControl w:val="0"/>
+              <w:jc w:val="both"/>
               <w:rPr>
                 <w:rFonts w:hint="default"/>
                 <w:sz w:val="26"/>
@@ -1929,6 +2097,8 @@
           </w:tcPr>
           <w:p>
             <w:pPr>
+              <w:widowControl w:val="0"/>
+              <w:jc w:val="both"/>
               <w:rPr>
                 <w:rFonts w:hint="default"/>
                 <w:sz w:val="26"/>
@@ -1955,6 +2125,8 @@
           </w:tcPr>
           <w:p>
             <w:pPr>
+              <w:widowControl w:val="0"/>
+              <w:jc w:val="both"/>
               <w:rPr>
                 <w:rFonts w:hint="default"/>
                 <w:sz w:val="26"/>
@@ -1987,7 +2159,9 @@
             <w:insideV w:val="single" w:color="auto" w:sz="4" w:space="0"/>
           </w:tblBorders>
           <w:tblCellMar>
+            <w:top w:w="0" w:type="dxa"/>
             <w:left w:w="108" w:type="dxa"/>
+            <w:bottom w:w="0" w:type="dxa"/>
             <w:right w:w="108" w:type="dxa"/>
           </w:tblCellMar>
         </w:tblPrEx>
@@ -1997,6 +2171,8 @@
           </w:tcPr>
           <w:p>
             <w:pPr>
+              <w:widowControl w:val="0"/>
+              <w:jc w:val="both"/>
               <w:rPr>
                 <w:rFonts w:hint="default"/>
                 <w:sz w:val="26"/>
@@ -2023,6 +2199,8 @@
           </w:tcPr>
           <w:p>
             <w:pPr>
+              <w:widowControl w:val="0"/>
+              <w:jc w:val="both"/>
               <w:rPr>
                 <w:rFonts w:hint="default"/>
                 <w:sz w:val="26"/>
@@ -2049,6 +2227,8 @@
           </w:tcPr>
           <w:p>
             <w:pPr>
+              <w:widowControl w:val="0"/>
+              <w:jc w:val="both"/>
               <w:rPr>
                 <w:rFonts w:hint="default"/>
                 <w:sz w:val="26"/>
@@ -2115,7 +2295,9 @@
         </w:tblBorders>
         <w:tblLayout w:type="autofit"/>
         <w:tblCellMar>
+          <w:top w:w="0" w:type="dxa"/>
           <w:left w:w="108" w:type="dxa"/>
+          <w:bottom w:w="0" w:type="dxa"/>
           <w:right w:w="108" w:type="dxa"/>
         </w:tblCellMar>
       </w:tblPr>
@@ -2135,7 +2317,9 @@
             <w:insideV w:val="single" w:color="auto" w:sz="4" w:space="0"/>
           </w:tblBorders>
           <w:tblCellMar>
+            <w:top w:w="0" w:type="dxa"/>
             <w:left w:w="108" w:type="dxa"/>
+            <w:bottom w:w="0" w:type="dxa"/>
             <w:right w:w="108" w:type="dxa"/>
           </w:tblCellMar>
         </w:tblPrEx>
@@ -2145,6 +2329,8 @@
           </w:tcPr>
           <w:p>
             <w:pPr>
+              <w:widowControl w:val="0"/>
+              <w:jc w:val="both"/>
               <w:rPr>
                 <w:rFonts w:hint="default"/>
                 <w:sz w:val="26"/>
@@ -2171,6 +2357,8 @@
           </w:tcPr>
           <w:p>
             <w:pPr>
+              <w:widowControl w:val="0"/>
+              <w:jc w:val="both"/>
               <w:rPr>
                 <w:rFonts w:hint="default"/>
                 <w:sz w:val="26"/>
@@ -2197,6 +2385,8 @@
           </w:tcPr>
           <w:p>
             <w:pPr>
+              <w:widowControl w:val="0"/>
+              <w:jc w:val="both"/>
               <w:rPr>
                 <w:rFonts w:hint="default"/>
                 <w:sz w:val="26"/>
@@ -2229,7 +2419,9 @@
             <w:insideV w:val="single" w:color="auto" w:sz="4" w:space="0"/>
           </w:tblBorders>
           <w:tblCellMar>
+            <w:top w:w="0" w:type="dxa"/>
             <w:left w:w="108" w:type="dxa"/>
+            <w:bottom w:w="0" w:type="dxa"/>
             <w:right w:w="108" w:type="dxa"/>
           </w:tblCellMar>
         </w:tblPrEx>
@@ -2239,10 +2431,12 @@
           </w:tcPr>
           <w:p>
             <w:pPr>
+              <w:widowControl w:val="0"/>
               <w:numPr>
                 <w:ilvl w:val="0"/>
                 <w:numId w:val="1"/>
               </w:numPr>
+              <w:jc w:val="both"/>
               <w:rPr>
                 <w:rFonts w:hint="default"/>
                 <w:sz w:val="26"/>
@@ -2269,6 +2463,8 @@
           </w:tcPr>
           <w:p>
             <w:pPr>
+              <w:widowControl w:val="0"/>
+              <w:jc w:val="both"/>
               <w:rPr>
                 <w:rFonts w:hint="default"/>
                 <w:sz w:val="26"/>
@@ -2295,6 +2491,8 @@
           </w:tcPr>
           <w:p>
             <w:pPr>
+              <w:widowControl w:val="0"/>
+              <w:jc w:val="both"/>
               <w:rPr>
                 <w:rFonts w:hint="default"/>
                 <w:sz w:val="26"/>
@@ -2327,7 +2525,9 @@
             <w:insideV w:val="single" w:color="auto" w:sz="4" w:space="0"/>
           </w:tblBorders>
           <w:tblCellMar>
+            <w:top w:w="0" w:type="dxa"/>
             <w:left w:w="108" w:type="dxa"/>
+            <w:bottom w:w="0" w:type="dxa"/>
             <w:right w:w="108" w:type="dxa"/>
           </w:tblCellMar>
         </w:tblPrEx>
@@ -2337,11 +2537,13 @@
           </w:tcPr>
           <w:p>
             <w:pPr>
+              <w:widowControl w:val="0"/>
               <w:numPr>
                 <w:ilvl w:val="0"/>
                 <w:numId w:val="1"/>
               </w:numPr>
               <w:ind w:left="0" w:leftChars="0" w:firstLine="0" w:firstLineChars="0"/>
+              <w:jc w:val="both"/>
               <w:rPr>
                 <w:rFonts w:hint="default"/>
                 <w:sz w:val="26"/>
@@ -2368,6 +2570,8 @@
           </w:tcPr>
           <w:p>
             <w:pPr>
+              <w:widowControl w:val="0"/>
+              <w:jc w:val="both"/>
               <w:rPr>
                 <w:rFonts w:hint="default"/>
                 <w:sz w:val="26"/>
@@ -2394,6 +2598,8 @@
           </w:tcPr>
           <w:p>
             <w:pPr>
+              <w:widowControl w:val="0"/>
+              <w:jc w:val="both"/>
               <w:rPr>
                 <w:rFonts w:hint="default"/>
                 <w:sz w:val="26"/>
@@ -2426,7 +2632,9 @@
             <w:insideV w:val="single" w:color="auto" w:sz="4" w:space="0"/>
           </w:tblBorders>
           <w:tblCellMar>
+            <w:top w:w="0" w:type="dxa"/>
             <w:left w:w="108" w:type="dxa"/>
+            <w:bottom w:w="0" w:type="dxa"/>
             <w:right w:w="108" w:type="dxa"/>
           </w:tblCellMar>
         </w:tblPrEx>
@@ -2436,11 +2644,13 @@
           </w:tcPr>
           <w:p>
             <w:pPr>
+              <w:widowControl w:val="0"/>
               <w:numPr>
                 <w:ilvl w:val="0"/>
                 <w:numId w:val="1"/>
               </w:numPr>
               <w:ind w:left="0" w:leftChars="0" w:firstLine="0" w:firstLineChars="0"/>
+              <w:jc w:val="both"/>
               <w:rPr>
                 <w:rFonts w:hint="default"/>
                 <w:sz w:val="26"/>
@@ -2467,6 +2677,8 @@
           </w:tcPr>
           <w:p>
             <w:pPr>
+              <w:widowControl w:val="0"/>
+              <w:jc w:val="both"/>
               <w:rPr>
                 <w:rFonts w:hint="default"/>
                 <w:sz w:val="26"/>
@@ -2493,6 +2705,8 @@
           </w:tcPr>
           <w:p>
             <w:pPr>
+              <w:widowControl w:val="0"/>
+              <w:jc w:val="both"/>
               <w:rPr>
                 <w:rFonts w:hint="default"/>
                 <w:sz w:val="26"/>
@@ -2525,7 +2739,9 @@
             <w:insideV w:val="single" w:color="auto" w:sz="4" w:space="0"/>
           </w:tblBorders>
           <w:tblCellMar>
+            <w:top w:w="0" w:type="dxa"/>
             <w:left w:w="108" w:type="dxa"/>
+            <w:bottom w:w="0" w:type="dxa"/>
             <w:right w:w="108" w:type="dxa"/>
           </w:tblCellMar>
         </w:tblPrEx>
@@ -2535,11 +2751,13 @@
           </w:tcPr>
           <w:p>
             <w:pPr>
+              <w:widowControl w:val="0"/>
               <w:numPr>
                 <w:ilvl w:val="0"/>
                 <w:numId w:val="1"/>
               </w:numPr>
               <w:ind w:left="0" w:leftChars="0" w:firstLine="0" w:firstLineChars="0"/>
+              <w:jc w:val="both"/>
               <w:rPr>
                 <w:rFonts w:hint="default"/>
                 <w:sz w:val="26"/>
@@ -2566,6 +2784,8 @@
           </w:tcPr>
           <w:p>
             <w:pPr>
+              <w:widowControl w:val="0"/>
+              <w:jc w:val="both"/>
               <w:rPr>
                 <w:rFonts w:hint="default"/>
                 <w:sz w:val="26"/>
@@ -2592,6 +2812,8 @@
           </w:tcPr>
           <w:p>
             <w:pPr>
+              <w:widowControl w:val="0"/>
+              <w:jc w:val="both"/>
               <w:rPr>
                 <w:rFonts w:hint="default"/>
                 <w:sz w:val="26"/>
@@ -2705,7 +2927,9 @@
         </w:tblBorders>
         <w:tblLayout w:type="autofit"/>
         <w:tblCellMar>
+          <w:top w:w="0" w:type="dxa"/>
           <w:left w:w="108" w:type="dxa"/>
+          <w:bottom w:w="0" w:type="dxa"/>
           <w:right w:w="108" w:type="dxa"/>
         </w:tblCellMar>
       </w:tblPr>
@@ -2723,6 +2947,12 @@
             <w:insideH w:val="single" w:color="auto" w:sz="4" w:space="0"/>
             <w:insideV w:val="single" w:color="auto" w:sz="4" w:space="0"/>
           </w:tblBorders>
+          <w:tblCellMar>
+            <w:top w:w="0" w:type="dxa"/>
+            <w:left w:w="108" w:type="dxa"/>
+            <w:bottom w:w="0" w:type="dxa"/>
+            <w:right w:w="108" w:type="dxa"/>
+          </w:tblCellMar>
         </w:tblPrEx>
         <w:tc>
           <w:tcPr>
@@ -2730,6 +2960,8 @@
           </w:tcPr>
           <w:p>
             <w:pPr>
+              <w:widowControl w:val="0"/>
+              <w:jc w:val="both"/>
               <w:rPr>
                 <w:rFonts w:hint="default"/>
                 <w:sz w:val="26"/>
@@ -2756,6 +2988,8 @@
           </w:tcPr>
           <w:p>
             <w:pPr>
+              <w:widowControl w:val="0"/>
+              <w:jc w:val="both"/>
               <w:rPr>
                 <w:rFonts w:hint="default"/>
                 <w:sz w:val="26"/>
@@ -2788,7 +3022,9 @@
             <w:insideV w:val="single" w:color="auto" w:sz="4" w:space="0"/>
           </w:tblBorders>
           <w:tblCellMar>
+            <w:top w:w="0" w:type="dxa"/>
             <w:left w:w="108" w:type="dxa"/>
+            <w:bottom w:w="0" w:type="dxa"/>
             <w:right w:w="108" w:type="dxa"/>
           </w:tblCellMar>
         </w:tblPrEx>
@@ -2798,6 +3034,8 @@
           </w:tcPr>
           <w:p>
             <w:pPr>
+              <w:widowControl w:val="0"/>
+              <w:jc w:val="both"/>
               <w:rPr>
                 <w:rFonts w:hint="default"/>
                 <w:sz w:val="26"/>
@@ -2824,6 +3062,8 @@
           </w:tcPr>
           <w:p>
             <w:pPr>
+              <w:widowControl w:val="0"/>
+              <w:jc w:val="both"/>
               <w:rPr>
                 <w:rFonts w:hint="default"/>
                 <w:sz w:val="26"/>
@@ -2841,70 +3081,6 @@
                 <w:lang w:val="en-US"/>
               </w:rPr>
               <w:t>Giao diện phải thêm nút thêm khách hàng riêng được mời đến phòng đặt</w:t>
-            </w:r>
-          </w:p>
-        </w:tc>
-      </w:tr>
-      <w:tr>
-        <w:tblPrEx>
-          <w:tblBorders>
-            <w:top w:val="single" w:color="auto" w:sz="4" w:space="0"/>
-            <w:left w:val="single" w:color="auto" w:sz="4" w:space="0"/>
-            <w:bottom w:val="single" w:color="auto" w:sz="4" w:space="0"/>
-            <w:right w:val="single" w:color="auto" w:sz="4" w:space="0"/>
-            <w:insideH w:val="single" w:color="auto" w:sz="4" w:space="0"/>
-            <w:insideV w:val="single" w:color="auto" w:sz="4" w:space="0"/>
-          </w:tblBorders>
-        </w:tblPrEx>
-        <w:tc>
-          <w:tcPr>
-            <w:tcW w:w="4261" w:type="dxa"/>
-          </w:tcPr>
-          <w:p>
-            <w:pPr>
-              <w:rPr>
-                <w:rFonts w:hint="default"/>
-                <w:sz w:val="26"/>
-                <w:szCs w:val="26"/>
-                <w:vertAlign w:val="baseline"/>
-                <w:lang w:val="en-US"/>
-              </w:rPr>
-            </w:pPr>
-            <w:r>
-              <w:rPr>
-                <w:rFonts w:hint="default"/>
-                <w:sz w:val="26"/>
-                <w:szCs w:val="26"/>
-                <w:vertAlign w:val="baseline"/>
-                <w:lang w:val="en-US"/>
-              </w:rPr>
-              <w:t>Vaildation</w:t>
-            </w:r>
-          </w:p>
-        </w:tc>
-        <w:tc>
-          <w:tcPr>
-            <w:tcW w:w="4261" w:type="dxa"/>
-          </w:tcPr>
-          <w:p>
-            <w:pPr>
-              <w:rPr>
-                <w:rFonts w:hint="default"/>
-                <w:sz w:val="26"/>
-                <w:szCs w:val="26"/>
-                <w:vertAlign w:val="baseline"/>
-                <w:lang w:val="en-US"/>
-              </w:rPr>
-            </w:pPr>
-            <w:r>
-              <w:rPr>
-                <w:rFonts w:hint="default"/>
-                <w:sz w:val="26"/>
-                <w:szCs w:val="26"/>
-                <w:vertAlign w:val="baseline"/>
-                <w:lang w:val="en-US"/>
-              </w:rPr>
-              <w:t>Sẽ phải validate dữ liệu khi người dùng thêm khách hàng riêng vào phòng đặt cũng như phải xác định người khách riêng đó có tồn tại trong CSDL hay không hoặc người dùng đó đăng nhập với ứng dụng này chưa</w:t>
             </w:r>
           </w:p>
         </w:tc>
@@ -2920,7 +3096,9 @@
             <w:insideV w:val="single" w:color="auto" w:sz="4" w:space="0"/>
           </w:tblBorders>
           <w:tblCellMar>
+            <w:top w:w="0" w:type="dxa"/>
             <w:left w:w="108" w:type="dxa"/>
+            <w:bottom w:w="0" w:type="dxa"/>
             <w:right w:w="108" w:type="dxa"/>
           </w:tblCellMar>
         </w:tblPrEx>
@@ -2930,23 +3108,25 @@
           </w:tcPr>
           <w:p>
             <w:pPr>
-              <w:rPr>
-                <w:rFonts w:hint="default"/>
-                <w:sz w:val="26"/>
-                <w:szCs w:val="26"/>
-                <w:vertAlign w:val="baseline"/>
-                <w:lang w:val="en-US"/>
-              </w:rPr>
-            </w:pPr>
-            <w:r>
-              <w:rPr>
-                <w:rFonts w:hint="default"/>
-                <w:sz w:val="26"/>
-                <w:szCs w:val="26"/>
-                <w:vertAlign w:val="baseline"/>
-                <w:lang w:val="en-US"/>
-              </w:rPr>
-              <w:t>Use Case/ Activity</w:t>
+              <w:widowControl w:val="0"/>
+              <w:jc w:val="both"/>
+              <w:rPr>
+                <w:rFonts w:hint="default"/>
+                <w:sz w:val="26"/>
+                <w:szCs w:val="26"/>
+                <w:vertAlign w:val="baseline"/>
+                <w:lang w:val="en-US"/>
+              </w:rPr>
+            </w:pPr>
+            <w:r>
+              <w:rPr>
+                <w:rFonts w:hint="default"/>
+                <w:sz w:val="26"/>
+                <w:szCs w:val="26"/>
+                <w:vertAlign w:val="baseline"/>
+                <w:lang w:val="en-US"/>
+              </w:rPr>
+              <w:t>Vaildation</w:t>
             </w:r>
           </w:p>
         </w:tc>
@@ -2956,23 +3136,25 @@
           </w:tcPr>
           <w:p>
             <w:pPr>
-              <w:rPr>
-                <w:rFonts w:hint="default"/>
-                <w:sz w:val="26"/>
-                <w:szCs w:val="26"/>
-                <w:vertAlign w:val="baseline"/>
-                <w:lang w:val="en-US"/>
-              </w:rPr>
-            </w:pPr>
-            <w:r>
-              <w:rPr>
-                <w:rFonts w:hint="default"/>
-                <w:sz w:val="26"/>
-                <w:szCs w:val="26"/>
-                <w:vertAlign w:val="baseline"/>
-                <w:lang w:val="en-US"/>
-              </w:rPr>
-              <w:t>Thêm chức năng phụ khi đặt phòng thì có thể thêm người đặt riêng</w:t>
+              <w:widowControl w:val="0"/>
+              <w:jc w:val="both"/>
+              <w:rPr>
+                <w:rFonts w:hint="default"/>
+                <w:sz w:val="26"/>
+                <w:szCs w:val="26"/>
+                <w:vertAlign w:val="baseline"/>
+                <w:lang w:val="en-US"/>
+              </w:rPr>
+            </w:pPr>
+            <w:r>
+              <w:rPr>
+                <w:rFonts w:hint="default"/>
+                <w:sz w:val="26"/>
+                <w:szCs w:val="26"/>
+                <w:vertAlign w:val="baseline"/>
+                <w:lang w:val="en-US"/>
+              </w:rPr>
+              <w:t>Sẽ phải validate dữ liệu khi người dùng thêm khách hàng riêng vào phòng đặt cũng như phải xác định người khách riêng đó có tồn tại trong CSDL hay không hoặc người dùng đó đăng nhập với ứng dụng này chưa</w:t>
             </w:r>
           </w:p>
         </w:tc>
@@ -2988,7 +3170,9 @@
             <w:insideV w:val="single" w:color="auto" w:sz="4" w:space="0"/>
           </w:tblBorders>
           <w:tblCellMar>
+            <w:top w:w="0" w:type="dxa"/>
             <w:left w:w="108" w:type="dxa"/>
+            <w:bottom w:w="0" w:type="dxa"/>
             <w:right w:w="108" w:type="dxa"/>
           </w:tblCellMar>
         </w:tblPrEx>
@@ -2998,6 +3182,82 @@
           </w:tcPr>
           <w:p>
             <w:pPr>
+              <w:widowControl w:val="0"/>
+              <w:jc w:val="both"/>
+              <w:rPr>
+                <w:rFonts w:hint="default"/>
+                <w:sz w:val="26"/>
+                <w:szCs w:val="26"/>
+                <w:vertAlign w:val="baseline"/>
+                <w:lang w:val="en-US"/>
+              </w:rPr>
+            </w:pPr>
+            <w:r>
+              <w:rPr>
+                <w:rFonts w:hint="default"/>
+                <w:sz w:val="26"/>
+                <w:szCs w:val="26"/>
+                <w:vertAlign w:val="baseline"/>
+                <w:lang w:val="en-US"/>
+              </w:rPr>
+              <w:t>Use Case/ Activity</w:t>
+            </w:r>
+          </w:p>
+        </w:tc>
+        <w:tc>
+          <w:tcPr>
+            <w:tcW w:w="4261" w:type="dxa"/>
+          </w:tcPr>
+          <w:p>
+            <w:pPr>
+              <w:widowControl w:val="0"/>
+              <w:jc w:val="both"/>
+              <w:rPr>
+                <w:rFonts w:hint="default"/>
+                <w:sz w:val="26"/>
+                <w:szCs w:val="26"/>
+                <w:vertAlign w:val="baseline"/>
+                <w:lang w:val="en-US"/>
+              </w:rPr>
+            </w:pPr>
+            <w:r>
+              <w:rPr>
+                <w:rFonts w:hint="default"/>
+                <w:sz w:val="26"/>
+                <w:szCs w:val="26"/>
+                <w:vertAlign w:val="baseline"/>
+                <w:lang w:val="en-US"/>
+              </w:rPr>
+              <w:t>Thêm chức năng phụ khi đặt phòng thì có thể thêm người đặt riêng</w:t>
+            </w:r>
+          </w:p>
+        </w:tc>
+      </w:tr>
+      <w:tr>
+        <w:tblPrEx>
+          <w:tblBorders>
+            <w:top w:val="single" w:color="auto" w:sz="4" w:space="0"/>
+            <w:left w:val="single" w:color="auto" w:sz="4" w:space="0"/>
+            <w:bottom w:val="single" w:color="auto" w:sz="4" w:space="0"/>
+            <w:right w:val="single" w:color="auto" w:sz="4" w:space="0"/>
+            <w:insideH w:val="single" w:color="auto" w:sz="4" w:space="0"/>
+            <w:insideV w:val="single" w:color="auto" w:sz="4" w:space="0"/>
+          </w:tblBorders>
+          <w:tblCellMar>
+            <w:top w:w="0" w:type="dxa"/>
+            <w:left w:w="108" w:type="dxa"/>
+            <w:bottom w:w="0" w:type="dxa"/>
+            <w:right w:w="108" w:type="dxa"/>
+          </w:tblCellMar>
+        </w:tblPrEx>
+        <w:tc>
+          <w:tcPr>
+            <w:tcW w:w="4261" w:type="dxa"/>
+          </w:tcPr>
+          <w:p>
+            <w:pPr>
+              <w:widowControl w:val="0"/>
+              <w:jc w:val="both"/>
               <w:rPr>
                 <w:rFonts w:hint="default"/>
                 <w:sz w:val="26"/>
@@ -3024,6 +3284,8 @@
           </w:tcPr>
           <w:p>
             <w:pPr>
+              <w:widowControl w:val="0"/>
+              <w:jc w:val="both"/>
               <w:rPr>
                 <w:rFonts w:hint="default"/>
                 <w:sz w:val="26"/>
@@ -3180,7 +3442,7 @@
     <w:lsdException w:unhideWhenUsed="0" w:uiPriority="0" w:semiHidden="0" w:name="Body Text Indent 2"/>
     <w:lsdException w:unhideWhenUsed="0" w:uiPriority="0" w:semiHidden="0" w:name="Body Text Indent 3"/>
     <w:lsdException w:unhideWhenUsed="0" w:uiPriority="0" w:semiHidden="0" w:name="Block Text"/>
-    <w:lsdException w:unhideWhenUsed="0" w:uiPriority="0" w:semiHidden="0" w:name="Hyperlink"/>
+    <w:lsdException w:qFormat="1" w:unhideWhenUsed="0" w:uiPriority="0" w:semiHidden="0" w:name="Hyperlink"/>
     <w:lsdException w:unhideWhenUsed="0" w:uiPriority="0" w:semiHidden="0" w:name="FollowedHyperlink"/>
     <w:lsdException w:qFormat="1" w:unhideWhenUsed="0" w:uiPriority="0" w:semiHidden="0" w:name="Strong"/>
     <w:lsdException w:qFormat="1" w:unhideWhenUsed="0" w:uiPriority="0" w:semiHidden="0" w:name="Emphasis"/>
@@ -3436,6 +3698,7 @@
   <w:style w:type="character" w:styleId="7">
     <w:name w:val="Hyperlink"/>
     <w:basedOn w:val="5"/>
+    <w:qFormat/>
     <w:uiPriority w:val="0"/>
     <w:rPr>
       <w:color w:val="0000FF"/>
